--- a/docs/factsheets/f-greekletters.docx
+++ b/docs/factsheets/f-greekletters.docx
@@ -177,6 +177,9 @@
             </w:pPr>
             <m:oMath>
               <m:r>
+                <m:rPr>
+                  <m:sty m:val="p"/>
+                </m:rPr>
                 <m:t>Γ</m:t>
               </m:r>
             </m:oMath>
@@ -219,6 +222,9 @@
             </w:pPr>
             <m:oMath>
               <m:r>
+                <m:rPr>
+                  <m:sty m:val="p"/>
+                </m:rPr>
                 <m:t>Δ</m:t>
               </m:r>
             </m:oMath>
@@ -381,6 +387,9 @@
             </w:pPr>
             <m:oMath>
               <m:r>
+                <m:rPr>
+                  <m:sty m:val="p"/>
+                </m:rPr>
                 <m:t>Θ</m:t>
               </m:r>
             </m:oMath>
@@ -503,6 +512,9 @@
             </w:pPr>
             <m:oMath>
               <m:r>
+                <m:rPr>
+                  <m:sty m:val="p"/>
+                </m:rPr>
                 <m:t>Λ</m:t>
               </m:r>
             </m:oMath>
@@ -625,6 +637,9 @@
             </w:pPr>
             <m:oMath>
               <m:r>
+                <m:rPr>
+                  <m:sty m:val="p"/>
+                </m:rPr>
                 <m:t>Ξ</m:t>
               </m:r>
             </m:oMath>
@@ -705,6 +720,9 @@
             </w:pPr>
             <m:oMath>
               <m:r>
+                <m:rPr>
+                  <m:sty m:val="p"/>
+                </m:rPr>
                 <m:t>Π</m:t>
               </m:r>
             </m:oMath>
@@ -787,6 +805,9 @@
             </w:pPr>
             <m:oMath>
               <m:r>
+                <m:rPr>
+                  <m:sty m:val="p"/>
+                </m:rPr>
                 <m:t>Σ</m:t>
               </m:r>
             </m:oMath>
@@ -909,6 +930,9 @@
             </w:pPr>
             <m:oMath>
               <m:r>
+                <m:rPr>
+                  <m:sty m:val="p"/>
+                </m:rPr>
                 <m:t>Φ</m:t>
               </m:r>
             </m:oMath>
@@ -991,6 +1015,9 @@
             </w:pPr>
             <m:oMath>
               <m:r>
+                <m:rPr>
+                  <m:sty m:val="p"/>
+                </m:rPr>
                 <m:t>Ψ</m:t>
               </m:r>
             </m:oMath>
@@ -1033,6 +1060,9 @@
             </w:pPr>
             <m:oMath>
               <m:r>
+                <m:rPr>
+                  <m:sty m:val="p"/>
+                </m:rPr>
                 <m:t>Ω</m:t>
               </m:r>
             </m:oMath>
@@ -1080,7 +1110,7 @@
         </w:pict>
       </w:r>
     </w:p>
-    <w:bookmarkStart w:id="21" w:name="version-history"/>
+    <w:bookmarkStart w:id="10" w:name="version-history"/>
     <w:p>
       <w:pPr>
         <w:pStyle w:val="Heading2"/>
@@ -1101,7 +1131,7 @@
       <w:pPr>
         <w:pStyle w:val="BodyText"/>
       </w:pPr>
-      <w:hyperlink r:id="rId20">
+      <w:hyperlink r:id="rId9">
         <w:r>
           <w:rPr>
             <w:rStyle w:val="Hyperlink"/>
@@ -1110,7 +1140,7 @@
         </w:r>
       </w:hyperlink>
     </w:p>
-    <w:bookmarkEnd w:id="21"/>
+    <w:bookmarkEnd w:id="10"/>
     <w:sectPr>
       <w:pgSz w:h="15840" w:w="12240"/>
       <w:pgMar w:bottom="1440" w:footer="720" w:gutter="0" w:header="720" w:left="1440" w:right="1440" w:top="1440"/>
